--- a/LINXCO-HACKATON/plantillas/Plantilla Derecho de Peticion Ausencia de Transporte Escolar (Corregido).docx
+++ b/LINXCO-HACKATON/plantillas/Plantilla Derecho de Peticion Ausencia de Transporte Escolar (Corregido).docx
@@ -1,113 +1,709 @@
 
 <file path=word/document.xml><?xml version="1.0" encoding="utf-8"?>
-<w:document xmlns:w="http://schemas.openxmlformats.org/wordprocessingml/2006/main">
+<w:document xmlns:wpc="http://schemas.microsoft.com/office/word/2010/wordprocessingCanvas" xmlns:cx="http://schemas.microsoft.com/office/drawing/2014/chartex" xmlns:cx1="http://schemas.microsoft.com/office/drawing/2015/9/8/chartex" xmlns:cx2="http://schemas.microsoft.com/office/drawing/2015/10/21/chartex" xmlns:cx3="http://schemas.microsoft.com/office/drawing/2016/5/9/chartex" xmlns:cx4="http://schemas.microsoft.com/office/drawing/2016/5/10/chartex" xmlns:cx5="http://schemas.microsoft.com/office/drawing/2016/5/11/chartex" xmlns:cx6="http://schemas.microsoft.com/office/drawing/2016/5/12/chartex" xmlns:cx7="http://schemas.microsoft.com/office/drawing/2016/5/13/chartex" xmlns:cx8="http://schemas.microsoft.com/office/drawing/2016/5/14/chartex" xmlns:mc="http://schemas.openxmlformats.org/markup-compatibility/2006" xmlns:aink="http://schemas.microsoft.com/office/drawing/2016/ink" xmlns:am3d="http://schemas.microsoft.com/office/drawing/2017/model3d" xmlns:o="urn:schemas-microsoft-com:office:office" xmlns:r="http://schemas.openxmlformats.org/officeDocument/2006/relationships" xmlns:m="http://schemas.openxmlformats.org/officeDocument/2006/math" xmlns:v="urn:schemas-microsoft-com:vml" xmlns:wp14="http://schemas.microsoft.com/office/word/2010/wordprocessingDrawing" xmlns:wp="http://schemas.openxmlformats.org/drawingml/2006/wordprocessingDrawing" xmlns:w10="urn:schemas-microsoft-com:office:word" xmlns:w="http://schemas.openxmlformats.org/wordprocessingml/2006/main" xmlns:w14="http://schemas.microsoft.com/office/word/2010/wordml" xmlns:w15="http://schemas.microsoft.com/office/word/2012/wordml" xmlns:w16cex="http://schemas.microsoft.com/office/word/2018/wordml/cex" xmlns:w16cid="http://schemas.microsoft.com/office/word/2016/wordml/cid" xmlns:w16="http://schemas.microsoft.com/office/word/2018/wordml" xmlns:w16sdtdh="http://schemas.microsoft.com/office/word/2020/wordml/sdtdatahash" xmlns:w16se="http://schemas.microsoft.com/office/word/2015/wordml/symex" xmlns:wpg="http://schemas.microsoft.com/office/word/2010/wordprocessingGroup" xmlns:wpi="http://schemas.microsoft.com/office/word/2010/wordprocessingInk" xmlns:wne="http://schemas.microsoft.com/office/word/2006/wordml" xmlns:wps="http://schemas.microsoft.com/office/word/2010/wordprocessingShape" mc:Ignorable="w14 w15 w16se w16cid w16 w16cex w16sdtdh wp14">
   <w:body>
     <w:p>
-      <w:r>
-        <w:t xml:space="preserve">DERECHO DE PETICIÓN (Artículo 23 de la Constitución Política y Ley Estatutaria 1755 de 2015)</w:t>
-      </w:r>
-    </w:p>
-    <w:p>
-      <w:r>
-        <w:t xml:space="preserve">DESTINATARIO:</w:t>
-      </w:r>
-    </w:p>
-    <w:p>
-      <w:r>
-        <w:t xml:space="preserve">SECRETARÍA DE EDUCACIÓN DE {{MUNICIPIO_DEPARTAMENTO_CERTIFICADO}} ALCALDÍA MUNICIPAL / GOBERNACIÓN DE {{NOMBRE_DEL_MUNICIPIO_O_DEPARTAMENTO}} Despacho del Secretario(a) de Educación / Dirección de Cobertura y Bienestar Estudiantil {{MUNICIPIO}}</w:t>
-      </w:r>
-    </w:p>
-    <w:p>
-      <w:r>
-        <w:t xml:space="preserve">ASUNTO:</w:t>
-      </w:r>
-    </w:p>
-    <w:p>
-      <w:r>
-        <w:t xml:space="preserve">Derecho de Petición para la provisión, garantía y continuidad inmediata de la prestación del servicio de transporte escolar para estudiantes de zona rural/vulnerable.</w:t>
-      </w:r>
-    </w:p>
-    <w:p>
-      <w:r>
-        <w:t xml:space="preserve">INSTITUCIÓN EDUCATIVA:</w:t>
-      </w:r>
-    </w:p>
-    <w:p>
-      <w:r>
-        <w:t xml:space="preserve">{{NOMBRE_DE_LA_INSTITUCI_N_EDUCATIVA_Y_O_S}}</w:t>
-      </w:r>
-    </w:p>
-    <w:p>
-      <w:r>
-        <w:t xml:space="preserve">UBICACIÓN / RUTA:</w:t>
-      </w:r>
-    </w:p>
-    <w:p>
-      <w:r>
-        <w:t xml:space="preserve">Vereda/Corregimiento/Barrio {{NOMBRE_DE_LA_VEREDA_O_SECTOR}}, Municipio de {{MUNICIPIO}}</w:t>
-      </w:r>
-    </w:p>
-    <w:p>
-      <w:r>
-        <w:t xml:space="preserve">BENEFICIARIO(S):</w:t>
-      </w:r>
-    </w:p>
-    <w:p>
-      <w:r>
-        <w:t xml:space="preserve">Menor(es) de edad {{NOMBRE_S_DEL_DE_LOS_ESTUDIANTE_S}}, matriculado(s) en el grado {{GRADO_ESCOLAR}}.</w:t>
-      </w:r>
-    </w:p>
-    <w:p>
-      <w:r>
-        <w:t xml:space="preserve">1. IDENTIFICACIÓN DEL PETICIONARIO</w:t>
-      </w:r>
-    </w:p>
-    <w:p>
-      <w:r>
-        <w:t xml:space="preserve">{{NOMBRE_COMPLETO}}, mayor de edad, identificado(a) con la cédula de ciudadanía No. {{NUMERO_CEDULA}} expedida en {{LUGAR_EXPEDICION_CEDULA}}, domiciliado(a) y residente en {{DIRECCI_N_DE_RESIDENCIA_VEREDA_CORREGIMI}}, actuando en calidad de padre / madre / acudiente / representante legal del (de la) menor de edad {{NOMBRE_DEL_ESTUDIANTE}} (o en representación de la comunidad de padres de familia de la vereda {{NOMBRE_DE_LA_VEREDA}}), haciendo uso del derecho fundamental consagrado en el artículo 23 de la Constitución Política de Colombia, reglamentado por la Ley Estatutaria 1755 de 2015, me dirijo respetuosamente a su despacho para formular la presente solicitud. 2. HECHOS DE LA PETICIÓN 1.​ El (la) menor de edad {{NOMBRE_DEL_ESTUDIANTE}} se encuentra formalmente</w:t>
-      </w:r>
-    </w:p>
-    <w:p>
-      <w:r>
-        <w:t xml:space="preserve">matriculado(a) para el año lectivo en curso en la Institución Educativa {{NOMBRE_DE_LA_INSTITUCI_N_EDUCATIVA}}, sede {{NOMBRE_DE_LA_SEDE}}, cursando el grado {{GRADO}}. 2.​ Nuestra residencia se encuentra ubicada en la vereda / sector rural de {{NOMBRE_DE_LA_VEREDA_O_BARRIO}}, sector que dista aproximadamente a {{N_MERO_DE_KIL_METROS_O_TIEMPO_DE_RECORRI}} de la sede educativa asignada. 3.​ Para asistir diariamente a sus clases, el (la) estudiante debe atravesar trayectos de difícil acceso, vías desprovistas de transporte público regular y/o zonas de alto riesgo para la seguridad física de los menores de edad. 4.​ Desde el día {{FECHA_EN_QUE_SE_SUSPENDI_O_DEJ_DE_PRESTA}} (o en lo que va corrido del calendario escolar), la Secretaría de Educación no ha garantizado ni contratado la prestación del servicio de transporte escolar para la ruta que cubre nuestro sector, o el servicio ha sido suspendido de forma intempestiva. 5.​ La falta de transporte escolar adecuado, seguro y continuo ha ocasionado que el (la) menor presente inasistencias reiteradas, deserción escolar temporal, o se vea expuesto(a) a extensas jornadas de caminata bajo inclemencias climáticas e inseguridad vial, afectando directamente su rendimiento académico y su desarrollo integral. 6.​ La inactividad u omisión administrativa por parte de la entidad territorial para contratar e implementar oportunamente este servicio vulnera los derechos fundamentales a la educación, a la igualdad, a la integridad física y al acceso efectivo al sistema educativo de los niños, niñas y adolescentes, cuya protección es de carácter prevalente según la Constitución Política. 3. FUNDAMENTOS Y SUSTENTO JURÍDICO</w:t>
-      </w:r>
-    </w:p>
-    <w:p>
-      <w:r>
-        <w:t xml:space="preserve">Fundamento la presente petición en las siguientes normas constitucionales, legales y en la jurisprudencia de la Corte Constitucional: ●​ Marco Constitucional: ○​ Artículo 23 de la C.P.: Consagra el derecho a presentar peticiones respetuosas a las autoridades y a obtener pronta respuesta de fondo. ○​ Artículo 44 de la C.P.: Establece que los derechos de los niños (entre ellos la educación y la integridad física) son fundamentales y prevalecen sobre los derechos de los demás. ○​ Artículo 67 de la C.P.: Define la educación como un derecho de la persona y un servicio público que tiene una función social, obligando al Estado a garantizar el cubrimiento adecuado del servicio y asegurar a los menores las condiciones necesarias para su permanencia en el sistema educativo. ●​ Marco Legal y Reglamentario: ○​ Ley 115 de 1994 (Ley General de Educación): En sus artículos 5 y 138, establece la obligación del Estado de prestar los servicios complementarios (entre ellos el transporte)</w:t>
-      </w:r>
-    </w:p>
-    <w:p>
-      <w:r>
-        <w:t xml:space="preserve">para garantizar la cobertura e ingreso al sistema educativo, en especial en zonas rurales y de difícil acceso. ○​ Ley 1098 de 2006 (Código de la Infancia y la Adolescencia): Artículos 28 y 41 (numerales 16 y 17), los cuales imponen a las autoridades educativas el deber de garantizar el acceso y la permanencia con calidad y gratuidad en la educación rural, proveyendo los medios de transporte necesarios. ○​ Decreto 1075 de 2015 (Único Reglamentario del Sector Educación): Dispone las reglas para la asignación y ejecución de los recursos del Sistema General de Participaciones (SGP) orientados a la estrategia de permanencia escolar, incluyendo la ruta de transporte escolar. ○​ Ley Estatutaria 1755 de 2015: Obliga a las entidades a dar respuesta oportuna, clara y de fondo a las peticiones radicadas. ●​ Jurisprudencia Constitucional Aplicable: ○​ Sentencias T-091 de 2024 y T-200 de 2024: La Corte Constitucional reiteró que el servicio de transporte escolar no es una prestación accesoria opcional, sino una garantía esencial del componente de accesibilidad material del derecho fundamental a la educación. La Corte enfatizó que las entidades territoriales cometen un desconocimiento del derecho a la educación cuando imponen barreras administrativas, dilataciones en la contratación o reglas inflexibles sin evaluar las situaciones de vulnerabilidad o lejanía de las familias. ○​ Sentencias T-458 de 2013 y T-008 de 2016: La Corte precisó que el Estado debe remover las barreras geográficas y económicas que impiden a los niños acudir a las aulas, configurando el transporte escolar como una prestación constitucionalmente exigible en zonas rurales o de escasos recursos. 4. PRETENSIONES</w:t>
-      </w:r>
-    </w:p>
-    <w:p>
-      <w:r>
-        <w:t xml:space="preserve">Con base en los hechos expuestos y el sólido marco legal y jurisprudencial citado, solicito respetuosamente a su Despacho: 1.​ GARANTÍA Y PRESTACIÓN INMEDIATA DEL SERVICIO: Se ordene, disponga y ejecute de forma inmediata la puesta en funcionamiento de la ruta de transporte escolar para la vereda / sector {{NOMBRE_DE_LA_VEREDA_SECTOR}} con destino a la Institución Educativa {{NOMBRE_DE_LA_INSTITUCI_N}}, garantizando el traslado seguro de ida y regreso de los estudiantes. 2.​ INFORME DE CONTRATACIÓN Y CRONOGRAMA: Se me informe de manera detallada el estado actual del proceso de contratación del servicio de transporte escolar para la vigencia en curso, señalando el número de contrato, operador adjudicado, rutas aprobadas y la fecha exacta en la que iniciará o se reanudará de forma continua la operación.</w:t>
-      </w:r>
-    </w:p>
-    <w:p>
-      <w:r>
-        <w:t xml:space="preserve">3.​ MEDIDAS DE ALTERNATIVIDAD / CONTINGENCIA: En caso de que exista algún trámite contractual o administrativo pendiente, se adopte de manera urgente un plan de contingencia o mecanismo temporal (como subsidio de transporte o asignación de ruta provisional) para evitar que los estudiantes continúen perdiendo sus jornadas escolares. 4.​ CONTINUIDAD DEL SERVICIO: Se garantice que la prestación del servicio de transporte escolar no sufra nuevas interrupciones a lo largo del presente año lectivo, asegurando la permanencia del (de la) menor en el sistema educativo. 5. PRUEBAS Y ANEXOS 1.​ Copia simple de mi documento de identidad (Cédula de Ciudadanía). 2.​ Copia del documento de identidad / Tarjeta de Identidad / Registro Civil del (de la) menor de edad. 3.​ Certificado de matrícula o constancia de estudio del año lectivo en curso expedido por la Institución Educativa. 4.​ [OPCIONAL: Certificado de residencia expedido por la Junta de Acción Comunal (JAC) de la vereda que acredite la distancia y ubicación.] 5.​ {{OPCIONAL_LISTADO_Y_FIRMA_DE_OTROS_PADRES}} 6. NOTIFICACIONES</w:t>
-      </w:r>
-    </w:p>
-    <w:p>
-      <w:r>
-        <w:t xml:space="preserve">Agradezco remitir cualquier comunicación o respuesta de fondo relativa a esta petición a las siguientes direcciones: ●​ Dirección Física / Postal: {{DIRECCI_N_COMPLETA_VEREDA_CORREGIMIENTO_}} ●​ Correo Electrónico: {{CORREO_ELECTRONICO}} ●​ Teléfono / Celular / WhatsApp: {{N_MERO_TELEF_NICO_CELULAR}}</w:t>
-      </w:r>
-    </w:p>
-    <w:p>
-      <w:r>
-        <w:t xml:space="preserve">Atentamente,</w:t>
-      </w:r>
-    </w:p>
-    <w:p>
-      <w:r>
-        <w:t xml:space="preserve">___________________________________________ {{NOMBRE_COMPLETO}} C.C. No. {{NUMERO_CEDULA}} de {{LUGAR_EXPEDICION_CEDULA}} Padre / Madre / Acudiente de {{NOMBRE_DEL_ESTUDIANTE}}</w:t>
-      </w:r>
-    </w:p>
-    <w:sectPr/>
+      <w:pPr>
+        <w:spacing w:before="100" w:beforeAutospacing="1" w:after="100" w:afterAutospacing="1" w:line="240" w:lineRule="auto"/>
+        <w:rPr>
+          <w:rFonts w:ascii="Arial" w:hAnsi="Arial" w:cs="Arial"/>
+          <w:b/>
+          <w:bCs/>
+          <w:sz w:val="24"/>
+          <w:szCs w:val="24"/>
+        </w:rPr>
+      </w:pPr>
+      <w:r>
+        <w:rPr>
+          <w:rFonts w:ascii="Arial" w:hAnsi="Arial" w:cs="Arial"/>
+          <w:b/>
+          <w:bCs/>
+          <w:sz w:val="24"/>
+          <w:szCs w:val="24"/>
+        </w:rPr>
+        <w:t xml:space="preserve">{MUNICIPIO}, {DEPARTAMENTO}, {FECHA}</w:t>
+      </w:r>
+    </w:p>
+    <w:p>
+      <w:pPr>
+        <w:spacing w:before="100" w:beforeAutospacing="1" w:after="100" w:afterAutospacing="1" w:line="240" w:lineRule="auto"/>
+        <w:rPr>
+          <w:rFonts w:ascii="Arial" w:hAnsi="Arial" w:cs="Arial"/>
+          <w:sz w:val="24"/>
+          <w:szCs w:val="24"/>
+        </w:rPr>
+      </w:pPr>
+      <w:r>
+        <w:rPr>
+          <w:rFonts w:ascii="Arial" w:hAnsi="Arial" w:cs="Arial"/>
+          <w:sz w:val="24"/>
+          <w:szCs w:val="24"/>
+        </w:rPr>
+        <w:t xml:space="preserve">Señores</w:t>
+      </w:r>
+    </w:p>
+    <w:p>
+      <w:pPr>
+        <w:spacing w:before="100" w:beforeAutospacing="1" w:after="100" w:afterAutospacing="1" w:line="240" w:lineRule="auto"/>
+        <w:rPr>
+          <w:rFonts w:ascii="Arial" w:hAnsi="Arial" w:cs="Arial"/>
+          <w:b/>
+          <w:bCs/>
+          <w:sz w:val="24"/>
+          <w:szCs w:val="24"/>
+        </w:rPr>
+      </w:pPr>
+      <w:r>
+        <w:rPr>
+          <w:rFonts w:ascii="Arial" w:hAnsi="Arial" w:cs="Arial"/>
+          <w:b/>
+          <w:bCs/>
+          <w:sz w:val="24"/>
+          <w:szCs w:val="24"/>
+        </w:rPr>
+        <w:t xml:space="preserve">SECRETARÍA DE EDUCACIÓN DE {MUNICIPIO_O_DEPARTAMENTO_CERTIFICADO}</w:t>
+      </w:r>
+    </w:p>
+    <w:p>
+      <w:pPr>
+        <w:spacing w:before="100" w:beforeAutospacing="1" w:after="100" w:afterAutospacing="1" w:line="240" w:lineRule="auto"/>
+        <w:rPr>
+          <w:rFonts w:ascii="Arial" w:hAnsi="Arial" w:cs="Arial"/>
+          <w:b/>
+          <w:bCs/>
+          <w:sz w:val="24"/>
+          <w:szCs w:val="24"/>
+        </w:rPr>
+      </w:pPr>
+      <w:r>
+        <w:rPr>
+          <w:rFonts w:ascii="Arial" w:hAnsi="Arial" w:cs="Arial"/>
+          <w:b/>
+          <w:bCs/>
+          <w:sz w:val="24"/>
+          <w:szCs w:val="24"/>
+        </w:rPr>
+        <w:t xml:space="preserve">ALCALDÍA MUNICIPAL DE {MUNICIPIO}</w:t>
+      </w:r>
+    </w:p>
+    <w:p>
+      <w:pPr>
+        <w:spacing w:before="100" w:beforeAutospacing="1" w:after="100" w:afterAutospacing="1" w:line="240" w:lineRule="auto"/>
+        <w:rPr>
+          <w:rFonts w:ascii="Arial" w:hAnsi="Arial" w:cs="Arial"/>
+          <w:sz w:val="24"/>
+          <w:szCs w:val="24"/>
+        </w:rPr>
+      </w:pPr>
+      <w:r>
+        <w:rPr>
+          <w:rFonts w:ascii="Arial" w:hAnsi="Arial" w:cs="Arial"/>
+          <w:sz w:val="24"/>
+          <w:szCs w:val="24"/>
+        </w:rPr>
+        <w:t xml:space="preserve">{MUNICIPIO}, {DEPARTAMENTO}</w:t>
+      </w:r>
+    </w:p>
+    <w:p>
+      <w:pPr>
+        <w:spacing w:before="100" w:beforeAutospacing="1" w:after="100" w:afterAutospacing="1" w:line="240" w:lineRule="auto"/>
+        <w:rPr>
+          <w:rFonts w:ascii="Arial" w:hAnsi="Arial" w:cs="Arial"/>
+          <w:b/>
+          <w:bCs/>
+          <w:sz w:val="24"/>
+          <w:szCs w:val="24"/>
+        </w:rPr>
+      </w:pPr>
+      <w:r>
+        <w:rPr>
+          <w:rFonts w:ascii="Arial" w:hAnsi="Arial" w:cs="Arial"/>
+          <w:b/>
+          <w:bCs/>
+          <w:sz w:val="24"/>
+          <w:szCs w:val="24"/>
+        </w:rPr>
+        <w:t xml:space="preserve">ASUNTO: DERECHO DE PETICIÓN PARA LA PROVISIÓN Y CONTINUIDAD DE LA RUTA DE TRANSPORTE ESCOLAR RURAL.</w:t>
+      </w:r>
+    </w:p>
+    <w:p>
+      <w:pPr>
+        <w:spacing w:before="100" w:beforeAutospacing="1" w:after="100" w:afterAutospacing="1" w:line="240" w:lineRule="auto"/>
+        <w:rPr>
+          <w:rFonts w:ascii="Arial" w:hAnsi="Arial" w:cs="Arial"/>
+          <w:b/>
+          <w:bCs/>
+          <w:sz w:val="24"/>
+          <w:szCs w:val="24"/>
+        </w:rPr>
+      </w:pPr>
+      <w:r>
+        <w:rPr>
+          <w:rFonts w:ascii="Arial" w:hAnsi="Arial" w:cs="Arial"/>
+          <w:b/>
+          <w:bCs/>
+          <w:sz w:val="24"/>
+          <w:szCs w:val="24"/>
+        </w:rPr>
+        <w:t xml:space="preserve">PETICIONARIO(A): {NOMBRE_COMPLETO_PETICIONARIO}</w:t>
+      </w:r>
+    </w:p>
+    <w:p>
+      <w:pPr>
+        <w:spacing w:before="100" w:beforeAutospacing="1" w:after="100" w:afterAutospacing="1" w:line="240" w:lineRule="auto"/>
+        <w:rPr>
+          <w:rFonts w:ascii="Arial" w:hAnsi="Arial" w:cs="Arial"/>
+          <w:b/>
+          <w:bCs/>
+          <w:sz w:val="24"/>
+          <w:szCs w:val="24"/>
+        </w:rPr>
+      </w:pPr>
+      <w:r>
+        <w:rPr>
+          <w:rFonts w:ascii="Arial" w:hAnsi="Arial" w:cs="Arial"/>
+          <w:b/>
+          <w:bCs/>
+          <w:sz w:val="24"/>
+          <w:szCs w:val="24"/>
+        </w:rPr>
+        <w:t xml:space="preserve">INSTITUCIÓN EDUCATIVA: {NOMBRE_INSTITUCION_EDUCATIVA_Y_SEDE}</w:t>
+      </w:r>
+    </w:p>
+    <w:p>
+      <w:pPr>
+        <w:spacing w:before="100" w:beforeAutospacing="1" w:after="100" w:afterAutospacing="1" w:line="240" w:lineRule="auto"/>
+        <w:rPr>
+          <w:rFonts w:ascii="Arial" w:hAnsi="Arial" w:cs="Arial"/>
+          <w:b/>
+          <w:bCs/>
+          <w:sz w:val="24"/>
+          <w:szCs w:val="24"/>
+        </w:rPr>
+      </w:pPr>
+      <w:r>
+        <w:rPr>
+          <w:rFonts w:ascii="Arial" w:hAnsi="Arial" w:cs="Arial"/>
+          <w:b/>
+          <w:bCs/>
+          <w:sz w:val="24"/>
+          <w:szCs w:val="24"/>
+        </w:rPr>
+        <w:t xml:space="preserve">RUTA / SECTOR: {NOMBRE_VEREDA_O_SECTOR}</w:t>
+      </w:r>
+    </w:p>
+    <w:p>
+      <w:pPr>
+        <w:spacing w:before="100" w:beforeAutospacing="1" w:after="100" w:afterAutospacing="1" w:line="240" w:lineRule="auto"/>
+        <w:rPr>
+          <w:rFonts w:ascii="Arial" w:hAnsi="Arial" w:cs="Arial"/>
+          <w:sz w:val="24"/>
+          <w:szCs w:val="24"/>
+        </w:rPr>
+      </w:pPr>
+      <w:r>
+        <w:rPr>
+          <w:rFonts w:ascii="Arial" w:hAnsi="Arial" w:cs="Arial"/>
+          <w:sz w:val="24"/>
+          <w:szCs w:val="24"/>
+        </w:rPr>
+        <w:t xml:space="preserve">Yo, {NOMBRE_COMPLETO_PETICIONARIO}, identificado(a) con {TIPO_DOCUMENTO} No. {NUMERO_DOCUMENTO}, actuando en representación de los menores estudiantes de la comunidad rural, en ejercicio del artículo 23 de la C.P. y Ley 1755 de 2015, formulo respetuosa solicitud con base en los siguientes:</w:t>
+      </w:r>
+    </w:p>
+    <w:p>
+      <w:pPr>
+        <w:spacing w:before="180" w:beforeAutospacing="1" w:after="100" w:afterAutospacing="1" w:line="240" w:lineRule="auto"/>
+        <w:rPr>
+          <w:rFonts w:ascii="Arial" w:hAnsi="Arial" w:cs="Arial"/>
+          <w:b/>
+          <w:bCs/>
+          <w:sz w:val="24"/>
+          <w:szCs w:val="24"/>
+        </w:rPr>
+      </w:pPr>
+      <w:r>
+        <w:rPr>
+          <w:rFonts w:ascii="Arial" w:hAnsi="Arial" w:cs="Arial"/>
+          <w:b/>
+          <w:bCs/>
+          <w:sz w:val="24"/>
+          <w:szCs w:val="24"/>
+        </w:rPr>
+        <w:t xml:space="preserve">HECHOS</w:t>
+      </w:r>
+    </w:p>
+    <w:p>
+      <w:pPr>
+        <w:spacing w:before="100" w:beforeAutospacing="1" w:after="100" w:afterAutospacing="1" w:line="240" w:lineRule="auto"/>
+        <w:rPr>
+          <w:rFonts w:ascii="Arial" w:hAnsi="Arial" w:cs="Arial"/>
+          <w:sz w:val="24"/>
+          <w:szCs w:val="24"/>
+        </w:rPr>
+      </w:pPr>
+      <w:r>
+        <w:rPr>
+          <w:rFonts w:ascii="Arial" w:hAnsi="Arial" w:cs="Arial"/>
+          <w:b/>
+          <w:bCs/>
+          <w:sz w:val="24"/>
+          <w:szCs w:val="24"/>
+        </w:rPr>
+        <w:t xml:space="preserve">PRIMERO. </w:t>
+      </w:r>
+      <w:r>
+        <w:rPr>
+          <w:rFonts w:ascii="Arial" w:hAnsi="Arial" w:cs="Arial"/>
+          <w:sz w:val="24"/>
+          <w:szCs w:val="24"/>
+        </w:rPr>
+        <w:t xml:space="preserve">En la vereda / corregimiento de {NOMBRE_VEREDA_O_SECTOR}, municipio de {MUNICIPIO}, residen niños, niñas y adolescentes matriculados en la institución educativa {NOMBRE_INSTITUCION_EDUCATIVA_Y_SEDE}.</w:t>
+      </w:r>
+    </w:p>
+    <w:p>
+      <w:pPr>
+        <w:spacing w:before="100" w:beforeAutospacing="1" w:after="100" w:afterAutospacing="1" w:line="240" w:lineRule="auto"/>
+        <w:rPr>
+          <w:rFonts w:ascii="Arial" w:hAnsi="Arial" w:cs="Arial"/>
+          <w:sz w:val="24"/>
+          <w:szCs w:val="24"/>
+        </w:rPr>
+      </w:pPr>
+      <w:r>
+        <w:rPr>
+          <w:rFonts w:ascii="Arial" w:hAnsi="Arial" w:cs="Arial"/>
+          <w:b/>
+          <w:bCs/>
+          <w:sz w:val="24"/>
+          <w:szCs w:val="24"/>
+        </w:rPr>
+        <w:t xml:space="preserve">SEGUNDO. </w:t>
+      </w:r>
+      <w:r>
+        <w:rPr>
+          <w:rFonts w:ascii="Arial" w:hAnsi="Arial" w:cs="Arial"/>
+          <w:sz w:val="24"/>
+          <w:szCs w:val="24"/>
+        </w:rPr>
+        <w:t xml:space="preserve">Actualmente no se encuentra en operación el servicio de transporte escolar rural, encontrándose los menores sin ruta para desplazarse diariamente a sus jornadas académicas.</w:t>
+      </w:r>
+    </w:p>
+    <w:p>
+      <w:pPr>
+        <w:spacing w:before="100" w:beforeAutospacing="1" w:after="100" w:afterAutospacing="1" w:line="240" w:lineRule="auto"/>
+        <w:rPr>
+          <w:rFonts w:ascii="Arial" w:hAnsi="Arial" w:cs="Arial"/>
+          <w:sz w:val="24"/>
+          <w:szCs w:val="24"/>
+        </w:rPr>
+      </w:pPr>
+      <w:r>
+        <w:rPr>
+          <w:rFonts w:ascii="Arial" w:hAnsi="Arial" w:cs="Arial"/>
+          <w:b/>
+          <w:bCs/>
+          <w:sz w:val="24"/>
+          <w:szCs w:val="24"/>
+        </w:rPr>
+        <w:t xml:space="preserve">TERCERO. </w:t>
+      </w:r>
+      <w:r>
+        <w:rPr>
+          <w:rFonts w:ascii="Arial" w:hAnsi="Arial" w:cs="Arial"/>
+          <w:sz w:val="24"/>
+          <w:szCs w:val="24"/>
+        </w:rPr>
+        <w:t xml:space="preserve">La distancia y condiciones geográficas entre la vereda y el centro educativo (varios kilómetros de trayecto a pie por caminos destapados) exponen la seguridad de los menores e incrementan la deserción escolar.</w:t>
+      </w:r>
+    </w:p>
+    <w:p>
+      <w:pPr>
+        <w:spacing w:before="100" w:beforeAutospacing="1" w:after="100" w:afterAutospacing="1" w:line="240" w:lineRule="auto"/>
+        <w:rPr>
+          <w:rFonts w:ascii="Arial" w:hAnsi="Arial" w:cs="Arial"/>
+          <w:sz w:val="24"/>
+          <w:szCs w:val="24"/>
+        </w:rPr>
+      </w:pPr>
+      <w:r>
+        <w:rPr>
+          <w:rFonts w:ascii="Arial" w:hAnsi="Arial" w:cs="Arial"/>
+          <w:b/>
+          <w:bCs/>
+          <w:sz w:val="24"/>
+          <w:szCs w:val="24"/>
+        </w:rPr>
+        <w:t xml:space="preserve">CUARTO. </w:t>
+      </w:r>
+      <w:r>
+        <w:rPr>
+          <w:rFonts w:ascii="Arial" w:hAnsi="Arial" w:cs="Arial"/>
+          <w:sz w:val="24"/>
+          <w:szCs w:val="24"/>
+        </w:rPr>
+        <w:t xml:space="preserve">El transporte escolar es una condición indispensable de permanencia en el sistema educativo, especialmente en la ruralidad colombiana.</w:t>
+      </w:r>
+    </w:p>
+    <w:p>
+      <w:pPr>
+        <w:spacing w:before="180" w:beforeAutospacing="1" w:after="100" w:afterAutospacing="1" w:line="240" w:lineRule="auto"/>
+        <w:rPr>
+          <w:rFonts w:ascii="Arial" w:hAnsi="Arial" w:cs="Arial"/>
+          <w:b/>
+          <w:bCs/>
+          <w:sz w:val="24"/>
+          <w:szCs w:val="24"/>
+        </w:rPr>
+      </w:pPr>
+      <w:r>
+        <w:rPr>
+          <w:rFonts w:ascii="Arial" w:hAnsi="Arial" w:cs="Arial"/>
+          <w:b/>
+          <w:bCs/>
+          <w:sz w:val="24"/>
+          <w:szCs w:val="24"/>
+        </w:rPr>
+        <w:t xml:space="preserve">PETICIONES</w:t>
+      </w:r>
+    </w:p>
+    <w:p>
+      <w:pPr>
+        <w:spacing w:before="100" w:beforeAutospacing="1" w:after="100" w:afterAutospacing="1" w:line="240" w:lineRule="auto"/>
+        <w:rPr>
+          <w:rFonts w:ascii="Arial" w:hAnsi="Arial" w:cs="Arial"/>
+          <w:sz w:val="24"/>
+          <w:szCs w:val="24"/>
+        </w:rPr>
+      </w:pPr>
+      <w:r>
+        <w:rPr>
+          <w:rFonts w:ascii="Arial" w:hAnsi="Arial" w:cs="Arial"/>
+          <w:sz w:val="24"/>
+          <w:szCs w:val="24"/>
+        </w:rPr>
+        <w:t xml:space="preserve">Solicito respetuosamente a las autoridades educativas y municipales:</w:t>
+      </w:r>
+    </w:p>
+    <w:p>
+      <w:pPr>
+        <w:spacing w:before="100" w:beforeAutospacing="1" w:after="100" w:afterAutospacing="1" w:line="240" w:lineRule="auto"/>
+        <w:rPr>
+          <w:rFonts w:ascii="Arial" w:hAnsi="Arial" w:cs="Arial"/>
+          <w:sz w:val="24"/>
+          <w:szCs w:val="24"/>
+        </w:rPr>
+      </w:pPr>
+      <w:r>
+        <w:rPr>
+          <w:rFonts w:ascii="Arial" w:hAnsi="Arial" w:cs="Arial"/>
+          <w:b/>
+          <w:bCs/>
+          <w:sz w:val="24"/>
+          <w:szCs w:val="24"/>
+        </w:rPr>
+        <w:t xml:space="preserve">PRIMERO. </w:t>
+      </w:r>
+      <w:r>
+        <w:rPr>
+          <w:rFonts w:ascii="Arial" w:hAnsi="Arial" w:cs="Arial"/>
+          <w:sz w:val="24"/>
+          <w:szCs w:val="24"/>
+        </w:rPr>
+        <w:t xml:space="preserve">Habilitar y contratar de manera prioritaria la ruta de transporte escolar que cubra el sector de {NOMBRE_VEREDA_O_SECTOR} hacia la institución educativa.</w:t>
+      </w:r>
+    </w:p>
+    <w:p>
+      <w:pPr>
+        <w:spacing w:before="100" w:beforeAutospacing="1" w:after="100" w:afterAutospacing="1" w:line="240" w:lineRule="auto"/>
+        <w:rPr>
+          <w:rFonts w:ascii="Arial" w:hAnsi="Arial" w:cs="Arial"/>
+          <w:sz w:val="24"/>
+          <w:szCs w:val="24"/>
+        </w:rPr>
+      </w:pPr>
+      <w:r>
+        <w:rPr>
+          <w:rFonts w:ascii="Arial" w:hAnsi="Arial" w:cs="Arial"/>
+          <w:b/>
+          <w:bCs/>
+          <w:sz w:val="24"/>
+          <w:szCs w:val="24"/>
+        </w:rPr>
+        <w:t xml:space="preserve">SEGUNDO. </w:t>
+      </w:r>
+      <w:r>
+        <w:rPr>
+          <w:rFonts w:ascii="Arial" w:hAnsi="Arial" w:cs="Arial"/>
+          <w:sz w:val="24"/>
+          <w:szCs w:val="24"/>
+        </w:rPr>
+        <w:t xml:space="preserve">Informar el estado presupuestal y de contratación del servicio de transporte escolar rural para la presente vigencia lectiva.</w:t>
+      </w:r>
+    </w:p>
+    <w:p>
+      <w:pPr>
+        <w:spacing w:before="100" w:beforeAutospacing="1" w:after="100" w:afterAutospacing="1" w:line="240" w:lineRule="auto"/>
+        <w:rPr>
+          <w:rFonts w:ascii="Arial" w:hAnsi="Arial" w:cs="Arial"/>
+          <w:sz w:val="24"/>
+          <w:szCs w:val="24"/>
+        </w:rPr>
+      </w:pPr>
+      <w:r>
+        <w:rPr>
+          <w:rFonts w:ascii="Arial" w:hAnsi="Arial" w:cs="Arial"/>
+          <w:b/>
+          <w:bCs/>
+          <w:sz w:val="24"/>
+          <w:szCs w:val="24"/>
+        </w:rPr>
+        <w:t xml:space="preserve">TERCERO. </w:t>
+      </w:r>
+      <w:r>
+        <w:rPr>
+          <w:rFonts w:ascii="Arial" w:hAnsi="Arial" w:cs="Arial"/>
+          <w:sz w:val="24"/>
+          <w:szCs w:val="24"/>
+        </w:rPr>
+        <w:t xml:space="preserve">Adoptar las medidas de contingencia que garanticen la asistencia regular y el bienestar de los estudiantes afectados.</w:t>
+      </w:r>
+    </w:p>
+    <w:p>
+      <w:pPr>
+        <w:spacing w:before="180" w:beforeAutospacing="1" w:after="100" w:afterAutospacing="1" w:line="240" w:lineRule="auto"/>
+        <w:rPr>
+          <w:rFonts w:ascii="Arial" w:hAnsi="Arial" w:cs="Arial"/>
+          <w:b/>
+          <w:bCs/>
+          <w:sz w:val="24"/>
+          <w:szCs w:val="24"/>
+        </w:rPr>
+      </w:pPr>
+      <w:r>
+        <w:rPr>
+          <w:rFonts w:ascii="Arial" w:hAnsi="Arial" w:cs="Arial"/>
+          <w:b/>
+          <w:bCs/>
+          <w:sz w:val="24"/>
+          <w:szCs w:val="24"/>
+        </w:rPr>
+        <w:t xml:space="preserve">FUNDAMENTOS DE DERECHO</w:t>
+      </w:r>
+    </w:p>
+    <w:p>
+      <w:pPr>
+        <w:spacing w:before="100" w:beforeAutospacing="1" w:after="100" w:afterAutospacing="1" w:line="240" w:lineRule="auto"/>
+        <w:rPr>
+          <w:rFonts w:ascii="Arial" w:hAnsi="Arial" w:cs="Arial"/>
+          <w:sz w:val="24"/>
+          <w:szCs w:val="24"/>
+        </w:rPr>
+      </w:pPr>
+      <w:r>
+        <w:rPr>
+          <w:rFonts w:ascii="Arial" w:hAnsi="Arial" w:cs="Arial"/>
+          <w:b/>
+          <w:bCs/>
+          <w:sz w:val="24"/>
+          <w:szCs w:val="24"/>
+        </w:rPr>
+        <w:t xml:space="preserve">PRIMERO. </w:t>
+      </w:r>
+      <w:r>
+        <w:rPr>
+          <w:rFonts w:ascii="Arial" w:hAnsi="Arial" w:cs="Arial"/>
+          <w:sz w:val="24"/>
+          <w:szCs w:val="24"/>
+        </w:rPr>
+        <w:t xml:space="preserve">Artículos 44 y 67 de la Constitución Política: Los derechos de los niños prevalecen y el Estado debe garantizar el acceso y la permanencia en la educación.</w:t>
+      </w:r>
+    </w:p>
+    <w:p>
+      <w:pPr>
+        <w:spacing w:before="100" w:beforeAutospacing="1" w:after="100" w:afterAutospacing="1" w:line="240" w:lineRule="auto"/>
+        <w:rPr>
+          <w:rFonts w:ascii="Arial" w:hAnsi="Arial" w:cs="Arial"/>
+          <w:sz w:val="24"/>
+          <w:szCs w:val="24"/>
+        </w:rPr>
+      </w:pPr>
+      <w:r>
+        <w:rPr>
+          <w:rFonts w:ascii="Arial" w:hAnsi="Arial" w:cs="Arial"/>
+          <w:b/>
+          <w:bCs/>
+          <w:sz w:val="24"/>
+          <w:szCs w:val="24"/>
+        </w:rPr>
+        <w:t xml:space="preserve">SEGUNDO. </w:t>
+      </w:r>
+      <w:r>
+        <w:rPr>
+          <w:rFonts w:ascii="Arial" w:hAnsi="Arial" w:cs="Arial"/>
+          <w:sz w:val="24"/>
+          <w:szCs w:val="24"/>
+        </w:rPr>
+        <w:t xml:space="preserve">La Corte Constitucional (Sentencia T-008 de 2016 y T-458 de 2018) ha reiterado que el transporte escolar en zonas rurales es componente fundamental de la accesibilidad material a la educación.</w:t>
+      </w:r>
+    </w:p>
+    <w:p>
+      <w:pPr>
+        <w:spacing w:before="180" w:beforeAutospacing="1" w:after="100" w:afterAutospacing="1" w:line="240" w:lineRule="auto"/>
+        <w:rPr>
+          <w:rFonts w:ascii="Arial" w:hAnsi="Arial" w:cs="Arial"/>
+          <w:b/>
+          <w:bCs/>
+          <w:sz w:val="24"/>
+          <w:szCs w:val="24"/>
+        </w:rPr>
+      </w:pPr>
+      <w:r>
+        <w:rPr>
+          <w:rFonts w:ascii="Arial" w:hAnsi="Arial" w:cs="Arial"/>
+          <w:b/>
+          <w:bCs/>
+          <w:sz w:val="24"/>
+          <w:szCs w:val="24"/>
+        </w:rPr>
+        <w:t xml:space="preserve">NOTIFICACIONES</w:t>
+      </w:r>
+    </w:p>
+    <w:p>
+      <w:pPr>
+        <w:spacing w:before="100" w:beforeAutospacing="1" w:after="100" w:afterAutospacing="1" w:line="240" w:lineRule="auto"/>
+        <w:rPr>
+          <w:rFonts w:ascii="Arial" w:hAnsi="Arial" w:cs="Arial"/>
+          <w:sz w:val="24"/>
+          <w:szCs w:val="24"/>
+        </w:rPr>
+      </w:pPr>
+      <w:r>
+        <w:rPr>
+          <w:rFonts w:ascii="Arial" w:hAnsi="Arial" w:cs="Arial"/>
+          <w:sz w:val="24"/>
+          <w:szCs w:val="24"/>
+        </w:rPr>
+        <w:t xml:space="preserve">Recibiré notificaciones en: {DIRECCION_RESIDENCIA_VEREDA_CORREGIMIENTO_MUNICIPIO}.</w:t>
+      </w:r>
+    </w:p>
+    <w:p>
+      <w:pPr>
+        <w:spacing w:before="100" w:beforeAutospacing="1" w:after="100" w:afterAutospacing="1" w:line="240" w:lineRule="auto"/>
+        <w:rPr>
+          <w:rFonts w:ascii="Arial" w:hAnsi="Arial" w:cs="Arial"/>
+          <w:sz w:val="24"/>
+          <w:szCs w:val="24"/>
+        </w:rPr>
+      </w:pPr>
+      <w:r>
+        <w:rPr>
+          <w:rFonts w:ascii="Arial" w:hAnsi="Arial" w:cs="Arial"/>
+          <w:sz w:val="24"/>
+          <w:szCs w:val="24"/>
+        </w:rPr>
+        <w:t xml:space="preserve">Correo electrónico: {DIRECCION_CORREO_ELECTRONICO_COMPLETA}.</w:t>
+      </w:r>
+    </w:p>
+    <w:p>
+      <w:pPr>
+        <w:spacing w:before="100" w:beforeAutospacing="1" w:after="100" w:afterAutospacing="1" w:line="240" w:lineRule="auto"/>
+        <w:rPr>
+          <w:rFonts w:ascii="Arial" w:hAnsi="Arial" w:cs="Arial"/>
+          <w:sz w:val="24"/>
+          <w:szCs w:val="24"/>
+        </w:rPr>
+      </w:pPr>
+      <w:r>
+        <w:rPr>
+          <w:rFonts w:ascii="Arial" w:hAnsi="Arial" w:cs="Arial"/>
+          <w:sz w:val="24"/>
+          <w:szCs w:val="24"/>
+        </w:rPr>
+        <w:t xml:space="preserve">Teléfono celular: {NUMERO_TELEFONO}.</w:t>
+      </w:r>
+    </w:p>
+    <w:p>
+      <w:pPr>
+        <w:spacing w:before="140" w:beforeAutospacing="1" w:after="100" w:afterAutospacing="1" w:line="240" w:lineRule="auto"/>
+        <w:rPr>
+          <w:rFonts w:ascii="Arial" w:hAnsi="Arial" w:cs="Arial"/>
+          <w:sz w:val="24"/>
+          <w:szCs w:val="24"/>
+        </w:rPr>
+      </w:pPr>
+      <w:r>
+        <w:rPr>
+          <w:rFonts w:ascii="Arial" w:hAnsi="Arial" w:cs="Arial"/>
+          <w:sz w:val="24"/>
+          <w:szCs w:val="24"/>
+        </w:rPr>
+        <w:t xml:space="preserve">Cordialmente,</w:t>
+      </w:r>
+    </w:p>
+    <w:p>
+      <w:pPr>
+        <w:spacing w:before="100" w:beforeAutospacing="1" w:after="100" w:afterAutospacing="1" w:line="240" w:lineRule="auto"/>
+        <w:rPr>
+          <w:rFonts w:ascii="Arial" w:hAnsi="Arial" w:cs="Arial"/>
+          <w:sz w:val="24"/>
+          <w:szCs w:val="24"/>
+        </w:rPr>
+      </w:pPr>
+      <w:r>
+        <w:rPr>
+          <w:rFonts w:ascii="Arial" w:hAnsi="Arial" w:cs="Arial"/>
+          <w:sz w:val="24"/>
+          <w:szCs w:val="24"/>
+        </w:rPr>
+        <w:t xml:space="preserve"/>
+      </w:r>
+    </w:p>
+    <w:p>
+      <w:pPr>
+        <w:spacing w:before="100" w:beforeAutospacing="1" w:after="100" w:afterAutospacing="1" w:line="240" w:lineRule="auto"/>
+        <w:rPr>
+          <w:rFonts w:ascii="Arial" w:hAnsi="Arial" w:cs="Arial"/>
+          <w:b/>
+          <w:bCs/>
+          <w:sz w:val="24"/>
+          <w:szCs w:val="24"/>
+        </w:rPr>
+      </w:pPr>
+      <w:r>
+        <w:rPr>
+          <w:rFonts w:ascii="Arial" w:hAnsi="Arial" w:cs="Arial"/>
+          <w:b/>
+          <w:bCs/>
+          <w:sz w:val="24"/>
+          <w:szCs w:val="24"/>
+        </w:rPr>
+        <w:t xml:space="preserve">{NOMBRE_COMPLETO_PETICIONARIO}</w:t>
+      </w:r>
+    </w:p>
+    <w:p>
+      <w:pPr>
+        <w:spacing w:before="100" w:beforeAutospacing="1" w:after="100" w:afterAutospacing="1" w:line="240" w:lineRule="auto"/>
+        <w:rPr>
+          <w:rFonts w:ascii="Arial" w:hAnsi="Arial" w:cs="Arial"/>
+          <w:sz w:val="24"/>
+          <w:szCs w:val="24"/>
+        </w:rPr>
+      </w:pPr>
+      <w:r>
+        <w:rPr>
+          <w:rFonts w:ascii="Arial" w:hAnsi="Arial" w:cs="Arial"/>
+          <w:sz w:val="24"/>
+          <w:szCs w:val="24"/>
+        </w:rPr>
+        <w:t xml:space="preserve">C.C. No. {NUMERO_DOCUMENTO}</w:t>
+      </w:r>
+    </w:p>
+    <w:sectPr>
+      <w:pgSz w:w="12240" w:h="15840" w:orient="portrait"/>
+      <w:pgMar w:top="1417" w:right="1701" w:bottom="1417" w:left="1701" w:header="708" w:footer="708" w:gutter="0"/>
+      <w:cols w:space="708"/>
+      <w:docGrid w:linePitch="360"/>
+    </w:sectPr>
   </w:body>
 </w:document>
 </file>
@@ -115,13 +711,13 @@
 <file path=word/numbering.xml><?xml version="1.0" encoding="utf-8"?>
 <w:numbering xmlns:wpc="http://schemas.microsoft.com/office/word/2010/wordprocessingCanvas" xmlns:cx="http://schemas.microsoft.com/office/drawing/2014/chartex" xmlns:cx1="http://schemas.microsoft.com/office/drawing/2015/9/8/chartex" xmlns:cx2="http://schemas.microsoft.com/office/drawing/2015/10/21/chartex" xmlns:cx3="http://schemas.microsoft.com/office/drawing/2016/5/9/chartex" xmlns:cx4="http://schemas.microsoft.com/office/drawing/2016/5/10/chartex" xmlns:cx5="http://schemas.microsoft.com/office/drawing/2016/5/11/chartex" xmlns:cx6="http://schemas.microsoft.com/office/drawing/2016/5/12/chartex" xmlns:cx7="http://schemas.microsoft.com/office/drawing/2016/5/13/chartex" xmlns:cx8="http://schemas.microsoft.com/office/drawing/2016/5/14/chartex" xmlns:mc="http://schemas.openxmlformats.org/markup-compatibility/2006" xmlns:aink="http://schemas.microsoft.com/office/drawing/2016/ink" xmlns:am3d="http://schemas.microsoft.com/office/drawing/2017/model3d" xmlns:o="urn:schemas-microsoft-com:office:office" xmlns:r="http://schemas.openxmlformats.org/officeDocument/2006/relationships" xmlns:m="http://schemas.openxmlformats.org/officeDocument/2006/math" xmlns:v="urn:schemas-microsoft-com:vml" xmlns:wp14="http://schemas.microsoft.com/office/word/2010/wordprocessingDrawing" xmlns:wp="http://schemas.openxmlformats.org/drawingml/2006/wordprocessingDrawing" xmlns:w10="urn:schemas-microsoft-com:office:word" xmlns:w="http://schemas.openxmlformats.org/wordprocessingml/2006/main" xmlns:w14="http://schemas.microsoft.com/office/word/2010/wordml" xmlns:w15="http://schemas.microsoft.com/office/word/2012/wordml" xmlns:w16cex="http://schemas.microsoft.com/office/word/2018/wordml/cex" xmlns:w16cid="http://schemas.microsoft.com/office/word/2016/wordml/cid" xmlns:w16="http://schemas.microsoft.com/office/word/2018/wordml" xmlns:w16sdtdh="http://schemas.microsoft.com/office/word/2020/wordml/sdtdatahash" xmlns:w16se="http://schemas.microsoft.com/office/word/2015/wordml/symex" xmlns:wpg="http://schemas.microsoft.com/office/word/2010/wordprocessingGroup" xmlns:wpi="http://schemas.microsoft.com/office/word/2010/wordprocessingInk" xmlns:wne="http://schemas.microsoft.com/office/word/2006/wordml" xmlns:wps="http://schemas.microsoft.com/office/word/2010/wordprocessingShape" mc:Ignorable="w14 w15 w16se w16cid w16 w16cex w16sdtdh wp14">
   <w:abstractNum w:abstractNumId="0" w15:restartNumberingAfterBreak="0">
-    <w:nsid w:val="018F06A7"/>
+    <w:nsid w:val="1F401510"/>
     <w:multiLevelType w:val="multilevel"/>
-    <w:tmpl w:val="C108E6D6"/>
+    <w:tmpl w:val="65F872FA"/>
     <w:lvl w:ilvl="0">
       <w:start w:val="1"/>
-      <w:numFmt w:val="bullet"/>
-      <w:lvlText w:val=""/>
+      <w:numFmt w:val="decimal"/>
+      <w:lvlText w:val="%1."/>
       <w:lvlJc w:val="left"/>
       <w:pPr>
         <w:tabs>
@@ -129,15 +725,11 @@
         </w:tabs>
         <w:ind w:left="720" w:hanging="360"/>
       </w:pPr>
-      <w:rPr>
-        <w:rFonts w:ascii="Symbol" w:hAnsi="Symbol" w:hint="default"/>
-        <w:sz w:val="20"/>
-      </w:rPr>
     </w:lvl>
     <w:lvl w:ilvl="1" w:tentative="1">
       <w:start w:val="1"/>
-      <w:numFmt w:val="bullet"/>
-      <w:lvlText w:val="o"/>
+      <w:numFmt w:val="decimal"/>
+      <w:lvlText w:val="%2."/>
       <w:lvlJc w:val="left"/>
       <w:pPr>
         <w:tabs>
@@ -145,15 +737,11 @@
         </w:tabs>
         <w:ind w:left="1440" w:hanging="360"/>
       </w:pPr>
-      <w:rPr>
-        <w:rFonts w:ascii="Courier New" w:hAnsi="Courier New" w:hint="default"/>
-        <w:sz w:val="20"/>
-      </w:rPr>
     </w:lvl>
     <w:lvl w:ilvl="2" w:tentative="1">
       <w:start w:val="1"/>
-      <w:numFmt w:val="bullet"/>
-      <w:lvlText w:val=""/>
+      <w:numFmt w:val="decimal"/>
+      <w:lvlText w:val="%3."/>
       <w:lvlJc w:val="left"/>
       <w:pPr>
         <w:tabs>
@@ -161,15 +749,11 @@
         </w:tabs>
         <w:ind w:left="2160" w:hanging="360"/>
       </w:pPr>
-      <w:rPr>
-        <w:rFonts w:ascii="Wingdings" w:hAnsi="Wingdings" w:hint="default"/>
-        <w:sz w:val="20"/>
-      </w:rPr>
     </w:lvl>
     <w:lvl w:ilvl="3" w:tentative="1">
       <w:start w:val="1"/>
-      <w:numFmt w:val="bullet"/>
-      <w:lvlText w:val=""/>
+      <w:numFmt w:val="decimal"/>
+      <w:lvlText w:val="%4."/>
       <w:lvlJc w:val="left"/>
       <w:pPr>
         <w:tabs>
@@ -177,15 +761,11 @@
         </w:tabs>
         <w:ind w:left="2880" w:hanging="360"/>
       </w:pPr>
-      <w:rPr>
-        <w:rFonts w:ascii="Wingdings" w:hAnsi="Wingdings" w:hint="default"/>
-        <w:sz w:val="20"/>
-      </w:rPr>
     </w:lvl>
     <w:lvl w:ilvl="4" w:tentative="1">
       <w:start w:val="1"/>
-      <w:numFmt w:val="bullet"/>
-      <w:lvlText w:val=""/>
+      <w:numFmt w:val="decimal"/>
+      <w:lvlText w:val="%5."/>
       <w:lvlJc w:val="left"/>
       <w:pPr>
         <w:tabs>
@@ -193,15 +773,11 @@
         </w:tabs>
         <w:ind w:left="3600" w:hanging="360"/>
       </w:pPr>
-      <w:rPr>
-        <w:rFonts w:ascii="Wingdings" w:hAnsi="Wingdings" w:hint="default"/>
-        <w:sz w:val="20"/>
-      </w:rPr>
     </w:lvl>
     <w:lvl w:ilvl="5" w:tentative="1">
       <w:start w:val="1"/>
-      <w:numFmt w:val="bullet"/>
-      <w:lvlText w:val=""/>
+      <w:numFmt w:val="decimal"/>
+      <w:lvlText w:val="%6."/>
       <w:lvlJc w:val="left"/>
       <w:pPr>
         <w:tabs>
@@ -209,15 +785,11 @@
         </w:tabs>
         <w:ind w:left="4320" w:hanging="360"/>
       </w:pPr>
-      <w:rPr>
-        <w:rFonts w:ascii="Wingdings" w:hAnsi="Wingdings" w:hint="default"/>
-        <w:sz w:val="20"/>
-      </w:rPr>
     </w:lvl>
     <w:lvl w:ilvl="6" w:tentative="1">
       <w:start w:val="1"/>
-      <w:numFmt w:val="bullet"/>
-      <w:lvlText w:val=""/>
+      <w:numFmt w:val="decimal"/>
+      <w:lvlText w:val="%7."/>
       <w:lvlJc w:val="left"/>
       <w:pPr>
         <w:tabs>
@@ -225,15 +797,11 @@
         </w:tabs>
         <w:ind w:left="5040" w:hanging="360"/>
       </w:pPr>
-      <w:rPr>
-        <w:rFonts w:ascii="Wingdings" w:hAnsi="Wingdings" w:hint="default"/>
-        <w:sz w:val="20"/>
-      </w:rPr>
     </w:lvl>
     <w:lvl w:ilvl="7" w:tentative="1">
       <w:start w:val="1"/>
-      <w:numFmt w:val="bullet"/>
-      <w:lvlText w:val=""/>
+      <w:numFmt w:val="decimal"/>
+      <w:lvlText w:val="%8."/>
       <w:lvlJc w:val="left"/>
       <w:pPr>
         <w:tabs>
@@ -241,15 +809,11 @@
         </w:tabs>
         <w:ind w:left="5760" w:hanging="360"/>
       </w:pPr>
-      <w:rPr>
-        <w:rFonts w:ascii="Wingdings" w:hAnsi="Wingdings" w:hint="default"/>
-        <w:sz w:val="20"/>
-      </w:rPr>
     </w:lvl>
     <w:lvl w:ilvl="8" w:tentative="1">
       <w:start w:val="1"/>
-      <w:numFmt w:val="bullet"/>
-      <w:lvlText w:val=""/>
+      <w:numFmt w:val="decimal"/>
+      <w:lvlText w:val="%9."/>
       <w:lvlJc w:val="left"/>
       <w:pPr>
         <w:tabs>
@@ -257,10 +821,6 @@
         </w:tabs>
         <w:ind w:left="6480" w:hanging="360"/>
       </w:pPr>
-      <w:rPr>
-        <w:rFonts w:ascii="Wingdings" w:hAnsi="Wingdings" w:hint="default"/>
-        <w:sz w:val="20"/>
-      </w:rPr>
     </w:lvl>
   </w:abstractNum>
   <w:num w:numId="1">
@@ -274,7 +834,7 @@
   <w:docDefaults>
     <w:rPrDefault>
       <w:rPr>
-        <w:rFonts w:asciiTheme="minorHAnsi" w:eastAsiaTheme="minorHAnsi" w:hAnsiTheme="minorHAnsi" w:cstheme="minorBidi"/>
+        <w:rFonts w:asciiTheme="minorHAnsi" w:hAnsiTheme="minorHAnsi" w:eastAsiaTheme="minorHAnsi" w:cstheme="minorBidi"/>
         <w:sz w:val="22"/>
         <w:szCs w:val="22"/>
         <w:lang w:val="es-CO" w:eastAsia="en-US" w:bidi="ar-SA"/>
@@ -289,14 +849,14 @@
   <w:latentStyles w:defLockedState="0" w:defUIPriority="99" w:defSemiHidden="0" w:defUnhideWhenUsed="0" w:defQFormat="0" w:count="376">
     <w:lsdException w:name="Normal" w:uiPriority="0" w:qFormat="1"/>
     <w:lsdException w:name="heading 1" w:uiPriority="9" w:qFormat="1"/>
-    <w:lsdException w:name="heading 2" w:semiHidden="1" w:uiPriority="9" w:unhideWhenUsed="1" w:qFormat="1"/>
-    <w:lsdException w:name="heading 3" w:semiHidden="1" w:uiPriority="9" w:unhideWhenUsed="1" w:qFormat="1"/>
-    <w:lsdException w:name="heading 4" w:semiHidden="1" w:uiPriority="9" w:unhideWhenUsed="1" w:qFormat="1"/>
-    <w:lsdException w:name="heading 5" w:semiHidden="1" w:uiPriority="9" w:unhideWhenUsed="1" w:qFormat="1"/>
-    <w:lsdException w:name="heading 6" w:semiHidden="1" w:uiPriority="9" w:unhideWhenUsed="1" w:qFormat="1"/>
-    <w:lsdException w:name="heading 7" w:semiHidden="1" w:uiPriority="9" w:unhideWhenUsed="1" w:qFormat="1"/>
-    <w:lsdException w:name="heading 8" w:semiHidden="1" w:uiPriority="9" w:unhideWhenUsed="1" w:qFormat="1"/>
-    <w:lsdException w:name="heading 9" w:semiHidden="1" w:uiPriority="9" w:unhideWhenUsed="1" w:qFormat="1"/>
+    <w:lsdException w:name="heading 2" w:uiPriority="9" w:semiHidden="1" w:unhideWhenUsed="1" w:qFormat="1"/>
+    <w:lsdException w:name="heading 3" w:uiPriority="9" w:semiHidden="1" w:unhideWhenUsed="1" w:qFormat="1"/>
+    <w:lsdException w:name="heading 4" w:uiPriority="9" w:semiHidden="1" w:unhideWhenUsed="1" w:qFormat="1"/>
+    <w:lsdException w:name="heading 5" w:uiPriority="9" w:semiHidden="1" w:unhideWhenUsed="1" w:qFormat="1"/>
+    <w:lsdException w:name="heading 6" w:uiPriority="9" w:semiHidden="1" w:unhideWhenUsed="1" w:qFormat="1"/>
+    <w:lsdException w:name="heading 7" w:uiPriority="9" w:semiHidden="1" w:unhideWhenUsed="1" w:qFormat="1"/>
+    <w:lsdException w:name="heading 8" w:uiPriority="9" w:semiHidden="1" w:unhideWhenUsed="1" w:qFormat="1"/>
+    <w:lsdException w:name="heading 9" w:uiPriority="9" w:semiHidden="1" w:unhideWhenUsed="1" w:qFormat="1"/>
     <w:lsdException w:name="index 1" w:semiHidden="1" w:unhideWhenUsed="1"/>
     <w:lsdException w:name="index 2" w:semiHidden="1" w:unhideWhenUsed="1"/>
     <w:lsdException w:name="index 3" w:semiHidden="1" w:unhideWhenUsed="1"/>
@@ -306,22 +866,22 @@
     <w:lsdException w:name="index 7" w:semiHidden="1" w:unhideWhenUsed="1"/>
     <w:lsdException w:name="index 8" w:semiHidden="1" w:unhideWhenUsed="1"/>
     <w:lsdException w:name="index 9" w:semiHidden="1" w:unhideWhenUsed="1"/>
-    <w:lsdException w:name="toc 1" w:semiHidden="1" w:uiPriority="39" w:unhideWhenUsed="1"/>
-    <w:lsdException w:name="toc 2" w:semiHidden="1" w:uiPriority="39" w:unhideWhenUsed="1"/>
-    <w:lsdException w:name="toc 3" w:semiHidden="1" w:uiPriority="39" w:unhideWhenUsed="1"/>
-    <w:lsdException w:name="toc 4" w:semiHidden="1" w:uiPriority="39" w:unhideWhenUsed="1"/>
-    <w:lsdException w:name="toc 5" w:semiHidden="1" w:uiPriority="39" w:unhideWhenUsed="1"/>
-    <w:lsdException w:name="toc 6" w:semiHidden="1" w:uiPriority="39" w:unhideWhenUsed="1"/>
-    <w:lsdException w:name="toc 7" w:semiHidden="1" w:uiPriority="39" w:unhideWhenUsed="1"/>
-    <w:lsdException w:name="toc 8" w:semiHidden="1" w:uiPriority="39" w:unhideWhenUsed="1"/>
-    <w:lsdException w:name="toc 9" w:semiHidden="1" w:uiPriority="39" w:unhideWhenUsed="1"/>
+    <w:lsdException w:name="toc 1" w:uiPriority="39" w:semiHidden="1" w:unhideWhenUsed="1"/>
+    <w:lsdException w:name="toc 2" w:uiPriority="39" w:semiHidden="1" w:unhideWhenUsed="1"/>
+    <w:lsdException w:name="toc 3" w:uiPriority="39" w:semiHidden="1" w:unhideWhenUsed="1"/>
+    <w:lsdException w:name="toc 4" w:uiPriority="39" w:semiHidden="1" w:unhideWhenUsed="1"/>
+    <w:lsdException w:name="toc 5" w:uiPriority="39" w:semiHidden="1" w:unhideWhenUsed="1"/>
+    <w:lsdException w:name="toc 6" w:uiPriority="39" w:semiHidden="1" w:unhideWhenUsed="1"/>
+    <w:lsdException w:name="toc 7" w:uiPriority="39" w:semiHidden="1" w:unhideWhenUsed="1"/>
+    <w:lsdException w:name="toc 8" w:uiPriority="39" w:semiHidden="1" w:unhideWhenUsed="1"/>
+    <w:lsdException w:name="toc 9" w:uiPriority="39" w:semiHidden="1" w:unhideWhenUsed="1"/>
     <w:lsdException w:name="Normal Indent" w:semiHidden="1" w:unhideWhenUsed="1"/>
     <w:lsdException w:name="footnote text" w:semiHidden="1" w:unhideWhenUsed="1"/>
     <w:lsdException w:name="annotation text" w:semiHidden="1" w:unhideWhenUsed="1"/>
     <w:lsdException w:name="header" w:semiHidden="1" w:unhideWhenUsed="1"/>
     <w:lsdException w:name="footer" w:semiHidden="1" w:unhideWhenUsed="1"/>
     <w:lsdException w:name="index heading" w:semiHidden="1" w:unhideWhenUsed="1"/>
-    <w:lsdException w:name="caption" w:semiHidden="1" w:uiPriority="35" w:unhideWhenUsed="1" w:qFormat="1"/>
+    <w:lsdException w:name="caption" w:uiPriority="35" w:semiHidden="1" w:unhideWhenUsed="1" w:qFormat="1"/>
     <w:lsdException w:name="table of figures" w:semiHidden="1" w:unhideWhenUsed="1"/>
     <w:lsdException w:name="envelope address" w:semiHidden="1" w:unhideWhenUsed="1"/>
     <w:lsdException w:name="envelope return" w:semiHidden="1" w:unhideWhenUsed="1"/>
@@ -352,7 +912,7 @@
     <w:lsdException w:name="Title" w:uiPriority="10" w:qFormat="1"/>
     <w:lsdException w:name="Closing" w:semiHidden="1" w:unhideWhenUsed="1"/>
     <w:lsdException w:name="Signature" w:semiHidden="1" w:unhideWhenUsed="1"/>
-    <w:lsdException w:name="Default Paragraph Font" w:semiHidden="1" w:uiPriority="1" w:unhideWhenUsed="1"/>
+    <w:lsdException w:name="Default Paragraph Font" w:uiPriority="1" w:semiHidden="1" w:unhideWhenUsed="1"/>
     <w:lsdException w:name="Body Text" w:semiHidden="1" w:unhideWhenUsed="1"/>
     <w:lsdException w:name="Body Text Indent" w:semiHidden="1" w:unhideWhenUsed="1"/>
     <w:lsdException w:name="List Continue" w:semiHidden="1" w:unhideWhenUsed="1"/>
@@ -552,8 +1112,8 @@
     <w:lsdException w:name="Subtle Reference" w:uiPriority="31" w:qFormat="1"/>
     <w:lsdException w:name="Intense Reference" w:uiPriority="32" w:qFormat="1"/>
     <w:lsdException w:name="Book Title" w:uiPriority="33" w:qFormat="1"/>
-    <w:lsdException w:name="Bibliography" w:semiHidden="1" w:uiPriority="37" w:unhideWhenUsed="1"/>
-    <w:lsdException w:name="TOC Heading" w:semiHidden="1" w:uiPriority="39" w:unhideWhenUsed="1" w:qFormat="1"/>
+    <w:lsdException w:name="Bibliography" w:uiPriority="37" w:semiHidden="1" w:unhideWhenUsed="1"/>
+    <w:lsdException w:name="TOC Heading" w:uiPriority="39" w:semiHidden="1" w:unhideWhenUsed="1" w:qFormat="1"/>
     <w:lsdException w:name="Plain Table 1" w:uiPriority="41"/>
     <w:lsdException w:name="Plain Table 2" w:uiPriority="42"/>
     <w:lsdException w:name="Plain Table 3" w:uiPriority="43"/>
@@ -664,30 +1224,9 @@
     <w:lsdException w:name="Unresolved Mention" w:semiHidden="1" w:unhideWhenUsed="1"/>
     <w:lsdException w:name="Smart Link" w:semiHidden="1" w:unhideWhenUsed="1"/>
   </w:latentStyles>
-  <w:style w:type="paragraph" w:default="1" w:styleId="Normal">
+  <w:style w:type="paragraph" w:styleId="Normal" w:default="1">
     <w:name w:val="Normal"/>
     <w:qFormat/>
-  </w:style>
-  <w:style w:type="paragraph" w:styleId="Ttulo1">
-    <w:name w:val="heading 1"/>
-    <w:basedOn w:val="Normal"/>
-    <w:link w:val="Ttulo1Car"/>
-    <w:uiPriority w:val="9"/>
-    <w:qFormat/>
-    <w:rsid w:val="002677BE"/>
-    <w:pPr>
-      <w:spacing w:before="100" w:beforeAutospacing="1" w:after="100" w:afterAutospacing="1" w:line="240" w:lineRule="auto"/>
-      <w:outlineLvl w:val="0"/>
-    </w:pPr>
-    <w:rPr>
-      <w:rFonts w:ascii="Times New Roman" w:eastAsia="Times New Roman" w:hAnsi="Times New Roman" w:cs="Times New Roman"/>
-      <w:b/>
-      <w:bCs/>
-      <w:kern w:val="36"/>
-      <w:sz w:val="48"/>
-      <w:szCs w:val="48"/>
-      <w:lang w:eastAsia="es-CO"/>
-    </w:rPr>
   </w:style>
   <w:style w:type="paragraph" w:styleId="Ttulo2">
     <w:name w:val="heading 2"/>
@@ -695,13 +1234,13 @@
     <w:link w:val="Ttulo2Car"/>
     <w:uiPriority w:val="9"/>
     <w:qFormat/>
-    <w:rsid w:val="002677BE"/>
+    <w:rsid w:val="002B4425"/>
     <w:pPr>
       <w:spacing w:before="100" w:beforeAutospacing="1" w:after="100" w:afterAutospacing="1" w:line="240" w:lineRule="auto"/>
       <w:outlineLvl w:val="1"/>
     </w:pPr>
     <w:rPr>
-      <w:rFonts w:ascii="Times New Roman" w:eastAsia="Times New Roman" w:hAnsi="Times New Roman" w:cs="Times New Roman"/>
+      <w:rFonts w:ascii="Times New Roman" w:hAnsi="Times New Roman" w:eastAsia="Times New Roman" w:cs="Times New Roman"/>
       <w:b/>
       <w:bCs/>
       <w:sz w:val="36"/>
@@ -709,13 +1248,13 @@
       <w:lang w:eastAsia="es-CO"/>
     </w:rPr>
   </w:style>
-  <w:style w:type="character" w:default="1" w:styleId="Fuentedeprrafopredeter">
+  <w:style w:type="character" w:styleId="Fuentedeprrafopredeter" w:default="1">
     <w:name w:val="Default Paragraph Font"/>
     <w:uiPriority w:val="1"/>
     <w:semiHidden/>
     <w:unhideWhenUsed/>
   </w:style>
-  <w:style w:type="table" w:default="1" w:styleId="Tablanormal">
+  <w:style w:type="table" w:styleId="Tablanormal" w:default="1">
     <w:name w:val="Normal Table"/>
     <w:uiPriority w:val="99"/>
     <w:semiHidden/>
@@ -730,36 +1269,20 @@
       </w:tblCellMar>
     </w:tblPr>
   </w:style>
-  <w:style w:type="numbering" w:default="1" w:styleId="Sinlista">
+  <w:style w:type="numbering" w:styleId="Sinlista" w:default="1">
     <w:name w:val="No List"/>
     <w:uiPriority w:val="99"/>
     <w:semiHidden/>
     <w:unhideWhenUsed/>
   </w:style>
-  <w:style w:type="character" w:customStyle="1" w:styleId="Ttulo1Car">
-    <w:name w:val="Título 1 Car"/>
-    <w:basedOn w:val="Fuentedeprrafopredeter"/>
-    <w:link w:val="Ttulo1"/>
-    <w:uiPriority w:val="9"/>
-    <w:rsid w:val="002677BE"/>
-    <w:rPr>
-      <w:rFonts w:ascii="Times New Roman" w:eastAsia="Times New Roman" w:hAnsi="Times New Roman" w:cs="Times New Roman"/>
-      <w:b/>
-      <w:bCs/>
-      <w:kern w:val="36"/>
-      <w:sz w:val="48"/>
-      <w:szCs w:val="48"/>
-      <w:lang w:eastAsia="es-CO"/>
-    </w:rPr>
-  </w:style>
-  <w:style w:type="character" w:customStyle="1" w:styleId="Ttulo2Car">
+  <w:style w:type="character" w:styleId="Ttulo2Car" w:customStyle="1">
     <w:name w:val="Título 2 Car"/>
     <w:basedOn w:val="Fuentedeprrafopredeter"/>
     <w:link w:val="Ttulo2"/>
     <w:uiPriority w:val="9"/>
-    <w:rsid w:val="002677BE"/>
+    <w:rsid w:val="002B4425"/>
     <w:rPr>
-      <w:rFonts w:ascii="Times New Roman" w:eastAsia="Times New Roman" w:hAnsi="Times New Roman" w:cs="Times New Roman"/>
+      <w:rFonts w:ascii="Times New Roman" w:hAnsi="Times New Roman" w:eastAsia="Times New Roman" w:cs="Times New Roman"/>
       <w:b/>
       <w:bCs/>
       <w:sz w:val="36"/>
@@ -773,12 +1296,12 @@
     <w:uiPriority w:val="99"/>
     <w:semiHidden/>
     <w:unhideWhenUsed/>
-    <w:rsid w:val="002677BE"/>
+    <w:rsid w:val="002B4425"/>
     <w:pPr>
       <w:spacing w:before="100" w:beforeAutospacing="1" w:after="100" w:afterAutospacing="1" w:line="240" w:lineRule="auto"/>
     </w:pPr>
     <w:rPr>
-      <w:rFonts w:ascii="Times New Roman" w:eastAsia="Times New Roman" w:hAnsi="Times New Roman" w:cs="Times New Roman"/>
+      <w:rFonts w:ascii="Times New Roman" w:hAnsi="Times New Roman" w:eastAsia="Times New Roman" w:cs="Times New Roman"/>
       <w:sz w:val="24"/>
       <w:szCs w:val="24"/>
       <w:lang w:eastAsia="es-CO"/>
@@ -789,17 +1312,29 @@
     <w:basedOn w:val="Fuentedeprrafopredeter"/>
     <w:uiPriority w:val="22"/>
     <w:qFormat/>
-    <w:rsid w:val="002677BE"/>
+    <w:rsid w:val="002B4425"/>
     <w:rPr>
       <w:b/>
       <w:bCs/>
+    </w:rPr>
+  </w:style>
+  <w:style w:type="character" w:styleId="Hipervnculo">
+    <w:name w:val="Hyperlink"/>
+    <w:basedOn w:val="Fuentedeprrafopredeter"/>
+    <w:uiPriority w:val="99"/>
+    <w:semiHidden/>
+    <w:unhideWhenUsed/>
+    <w:rsid w:val="002B4425"/>
+    <w:rPr>
+      <w:color w:val="0000FF"/>
+      <w:u w:val="single"/>
     </w:rPr>
   </w:style>
 </w:styles>
 </file>
 
 <file path=word/theme/theme1.xml><?xml version="1.0" encoding="utf-8"?>
-<a:theme xmlns:a="http://schemas.openxmlformats.org/drawingml/2006/main" name="Tema de Office">
+<a:theme xmlns:a="http://schemas.openxmlformats.org/drawingml/2006/main" xmlns:thm15="http://schemas.microsoft.com/office/thememl/2012/main" name="Tema de Office">
   <a:themeElements>
     <a:clrScheme name="Office">
       <a:dk1>
